--- a/Sem1/Labs_works/Lab05/lab05_report.docx
+++ b/Sem1/Labs_works/Lab05/lab05_report.docx
@@ -2539,7 +2539,6 @@
     </w:p>
     <w:p>
       <w:pPr>
-        <w:jc w:val="center"/>
         <w:rPr>
           <w:rStyle w:val="Strong"/>
           <w:sz w:val="28"/>
@@ -2552,6 +2551,95 @@
           <w:sz w:val="28"/>
           <w:szCs w:val="28"/>
         </w:rPr>
+        <w:t>Вариативная часть: Изменение цветовой схемы консоли на основе RGB</w:t>
+      </w:r>
+    </w:p>
+    <w:p/>
+    <w:p>
+      <w:r>
+        <w:t>Программа расширена возможностью изменения цветовой схемы консоли в зависимости от RGB-значений, заданных в коде. Значения BG_R, BG_G, BG_B могут быть изменены преподавателем вручную, что позволяет тестировать различные цветовые темы.</w:t>
+      </w:r>
+    </w:p>
+    <w:p/>
+    <w:p>
+      <w:r>
+        <w:lastRenderedPageBreak/>
+        <w:t>Поскольку консоль Windows поддерживает только 16 цветов, RGB нельзя отобразить напрямую. Вместо этого реализован механизм выбора одной из трёх подготовленных цветовых тем на основе яркости RGB. Яркость вычисляется по формуле:</w:t>
+      </w:r>
+    </w:p>
+    <w:p/>
+    <w:p>
+      <w:r>
+        <w:t>L = 0.2126 * R + 0.7152 * G + 0.0722 * B</w:t>
+      </w:r>
+    </w:p>
+    <w:p/>
+    <w:p>
+      <w:r>
+        <w:t>Используя значение яркости, выбирается фоновый цвет:</w:t>
+      </w:r>
+    </w:p>
+    <w:p/>
+    <w:p>
+      <w:r>
+        <w:t xml:space="preserve">- если яркость &lt; 80 → тёмно-синий фон  </w:t>
+      </w:r>
+    </w:p>
+    <w:p>
+      <w:r>
+        <w:t xml:space="preserve">- если яркость &lt; 160 → тёмно-серый фон  </w:t>
+      </w:r>
+    </w:p>
+    <w:p>
+      <w:r>
+        <w:t xml:space="preserve">- иначе → светло-серый фон  </w:t>
+      </w:r>
+    </w:p>
+    <w:p/>
+    <w:p>
+      <w:r>
+        <w:t xml:space="preserve">Цвет текста определяется автоматически:  </w:t>
+      </w:r>
+    </w:p>
+    <w:p>
+      <w:r>
+        <w:t xml:space="preserve">- для светлого фона — тёмный текст  </w:t>
+      </w:r>
+    </w:p>
+    <w:p>
+      <w:r>
+        <w:t xml:space="preserve">- для тёмного — светлый текст  </w:t>
+      </w:r>
+    </w:p>
+    <w:p/>
+    <w:p>
+      <w:r>
+        <w:t>Перед изменением цвета программа сохраняет текущие атрибуты консоли через GetConsoleScreenBufferInfo, а по завершении работы восстанавливает их командой SetConsoleTextAttribute, чтобы вернуть исходную цветовую схему.</w:t>
+      </w:r>
+    </w:p>
+    <w:p/>
+    <w:p>
+      <w:r>
+        <w:t>Таким образом, вариативная часть демонстрирует работу с Windows Console API, обработку RGB-параметров и реализацию адаптивной цветовой темы.</w:t>
+      </w:r>
+    </w:p>
+    <w:p/>
+    <w:p/>
+    <w:p>
+      <w:pPr>
+        <w:jc w:val="center"/>
+        <w:rPr>
+          <w:rStyle w:val="Strong"/>
+          <w:sz w:val="28"/>
+          <w:szCs w:val="28"/>
+        </w:rPr>
+      </w:pPr>
+      <w:r>
+        <w:rPr>
+          <w:rStyle w:val="Strong"/>
+          <w:sz w:val="28"/>
+          <w:szCs w:val="28"/>
+        </w:rPr>
         <w:t>Выводы</w:t>
       </w:r>
     </w:p>
@@ -2572,13 +2660,13 @@
       </w:r>
       <w:r>
         <w:br/>
+        <w:t>Программу можно дополнительно расширить:</w:t>
+      </w:r>
+      <w:r>
+        <w:br/>
       </w:r>
       <w:r>
         <w:lastRenderedPageBreak/>
-        <w:t>Программу можно дополнительно расширить:</w:t>
-      </w:r>
-      <w:r>
-        <w:br/>
         <w:t>- добавить цветовое оформление вывода;</w:t>
       </w:r>
       <w:r>
